--- a/Project Documentation/6. Project Testing/User_Acceptance_Testing.docx
+++ b/Project Documentation/6. Project Testing/User_Acceptance_Testing.docx
@@ -46,7 +46,7 @@
           <w:left w:w="10" w:type="dxa"/>
           <w:right w:w="10" w:type="dxa"/>
         </w:tblCellMar>
-        <w:tblLook w:val="04A0" w:firstRow="1" w:lastRow="0" w:firstColumn="1" w:lastColumn="0" w:noHBand="0" w:noVBand="1"/>
+        <w:tblLook w:val="0000" w:firstRow="0" w:lastRow="0" w:firstColumn="0" w:lastColumn="0" w:noHBand="0" w:noVBand="0"/>
       </w:tblPr>
       <w:tblGrid>
         <w:gridCol w:w="2805"/>
@@ -228,7 +228,33 @@
           <w:sz w:val="22"/>
           <w:szCs w:val="22"/>
         </w:rPr>
-        <w:t>This document summarizes UAT coverage and open issues for Smart Lender, reflecting genuine test execution against the live application (see Test_Results.docx for the underlying test log).</w:t>
+        <w:t>This document summarizes UAT coverage and defect status for Smart Lender, reflecting genuine test execution against the live application (see Test_Results.docx for the underlying test log).</w:t>
+      </w:r>
+    </w:p>
+    <w:p>
+      <w:pPr>
+        <w:pStyle w:val="Heading2"/>
+        <w:spacing w:before="300" w:after="150"/>
+      </w:pPr>
+      <w:r>
+        <w:rPr>
+          <w:b/>
+          <w:bCs/>
+          <w:color w:val="1F3864"/>
+        </w:rPr>
+        <w:t>✅ Update: Defects Fixed</w:t>
+      </w:r>
+    </w:p>
+    <w:p>
+      <w:pPr>
+        <w:spacing w:after="150"/>
+      </w:pPr>
+      <w:r>
+        <w:rPr>
+          <w:sz w:val="22"/>
+          <w:szCs w:val="22"/>
+        </w:rPr>
+        <w:t>The two Severity 2/3 input-validation defects previously logged as Open have been fixed and re-verified by live re-testing. A presence check and a numeric try/except were added to app.py's /submit route, and predict.html now displays a specific error message instead of the request crashing with an HTTP 500. See Functional_Testing.docx for full re-test evidence.</w:t>
       </w:r>
     </w:p>
     <w:p>
@@ -243,18 +269,6 @@
           <w:color w:val="1F3864"/>
         </w:rPr>
         <w:t>Defect Analysis</w:t>
-      </w:r>
-    </w:p>
-    <w:p>
-      <w:pPr>
-        <w:spacing w:after="150"/>
-      </w:pPr>
-      <w:r>
-        <w:rPr>
-          <w:sz w:val="22"/>
-          <w:szCs w:val="22"/>
-        </w:rPr>
-        <w:t>Two functional gaps were found — both relate to missing server-side input validation on /submit — logged as open known limitations rather than fabricated 'Fixed' entries.</w:t>
       </w:r>
     </w:p>
     <w:tbl>
@@ -272,7 +286,7 @@
           <w:left w:w="10" w:type="dxa"/>
           <w:right w:w="10" w:type="dxa"/>
         </w:tblCellMar>
-        <w:tblLook w:val="04A0" w:firstRow="1" w:lastRow="0" w:firstColumn="1" w:lastColumn="0" w:noHBand="0" w:noVBand="1"/>
+        <w:tblLook w:val="0000" w:firstRow="0" w:lastRow="0" w:firstColumn="0" w:lastColumn="0" w:noHBand="0" w:noVBand="0"/>
       </w:tblPr>
       <w:tblGrid>
         <w:gridCol w:w="2243"/>
@@ -627,40 +641,40 @@
                 <w:sz w:val="17"/>
                 <w:szCs w:val="17"/>
               </w:rPr>
+              <w:t>1</w:t>
+            </w:r>
+          </w:p>
+        </w:tc>
+        <w:tc>
+          <w:tcPr>
+            <w:tcW w:w="750" w:type="pct"/>
+          </w:tcPr>
+          <w:p>
+            <w:r>
+              <w:rPr>
+                <w:sz w:val="17"/>
+                <w:szCs w:val="17"/>
+              </w:rPr>
+              <w:t>1</w:t>
+            </w:r>
+          </w:p>
+        </w:tc>
+        <w:tc>
+          <w:tcPr>
+            <w:tcW w:w="750" w:type="pct"/>
+          </w:tcPr>
+          <w:p>
+            <w:r>
+              <w:rPr>
+                <w:sz w:val="17"/>
+                <w:szCs w:val="17"/>
+              </w:rPr>
               <w:t>0</w:t>
             </w:r>
           </w:p>
         </w:tc>
         <w:tc>
           <w:tcPr>
-            <w:tcW w:w="750" w:type="pct"/>
-          </w:tcPr>
-          <w:p>
-            <w:r>
-              <w:rPr>
-                <w:sz w:val="17"/>
-                <w:szCs w:val="17"/>
-              </w:rPr>
-              <w:t>0</w:t>
-            </w:r>
-          </w:p>
-        </w:tc>
-        <w:tc>
-          <w:tcPr>
-            <w:tcW w:w="750" w:type="pct"/>
-          </w:tcPr>
-          <w:p>
-            <w:r>
-              <w:rPr>
-                <w:sz w:val="17"/>
-                <w:szCs w:val="17"/>
-              </w:rPr>
-              <w:t>0</w:t>
-            </w:r>
-          </w:p>
-        </w:tc>
-        <w:tc>
-          <w:tcPr>
             <w:tcW w:w="800" w:type="pct"/>
           </w:tcPr>
           <w:p>
@@ -669,7 +683,7 @@
                 <w:sz w:val="17"/>
                 <w:szCs w:val="17"/>
               </w:rPr>
-              <w:t>0</w:t>
+              <w:t>2</w:t>
             </w:r>
           </w:p>
         </w:tc>
@@ -719,40 +733,40 @@
                 <w:sz w:val="17"/>
                 <w:szCs w:val="17"/>
               </w:rPr>
-              <w:t>1</w:t>
-            </w:r>
-          </w:p>
-        </w:tc>
-        <w:tc>
-          <w:tcPr>
-            <w:tcW w:w="750" w:type="pct"/>
-          </w:tcPr>
-          <w:p>
-            <w:r>
-              <w:rPr>
-                <w:sz w:val="17"/>
-                <w:szCs w:val="17"/>
-              </w:rPr>
-              <w:t>1</w:t>
-            </w:r>
-          </w:p>
-        </w:tc>
-        <w:tc>
-          <w:tcPr>
-            <w:tcW w:w="750" w:type="pct"/>
-          </w:tcPr>
-          <w:p>
-            <w:r>
-              <w:rPr>
-                <w:sz w:val="17"/>
-                <w:szCs w:val="17"/>
-              </w:rPr>
               <w:t>0</w:t>
             </w:r>
           </w:p>
         </w:tc>
         <w:tc>
           <w:tcPr>
+            <w:tcW w:w="750" w:type="pct"/>
+          </w:tcPr>
+          <w:p>
+            <w:r>
+              <w:rPr>
+                <w:sz w:val="17"/>
+                <w:szCs w:val="17"/>
+              </w:rPr>
+              <w:t>0</w:t>
+            </w:r>
+          </w:p>
+        </w:tc>
+        <w:tc>
+          <w:tcPr>
+            <w:tcW w:w="750" w:type="pct"/>
+          </w:tcPr>
+          <w:p>
+            <w:r>
+              <w:rPr>
+                <w:sz w:val="17"/>
+                <w:szCs w:val="17"/>
+              </w:rPr>
+              <w:t>0</w:t>
+            </w:r>
+          </w:p>
+        </w:tc>
+        <w:tc>
+          <w:tcPr>
             <w:tcW w:w="800" w:type="pct"/>
           </w:tcPr>
           <w:p>
@@ -761,7 +775,7 @@
                 <w:sz w:val="17"/>
                 <w:szCs w:val="17"/>
               </w:rPr>
-              <w:t>2</w:t>
+              <w:t>0</w:t>
             </w:r>
           </w:p>
         </w:tc>
@@ -992,7 +1006,7 @@
           <w:left w:w="10" w:type="dxa"/>
           <w:right w:w="10" w:type="dxa"/>
         </w:tblCellMar>
-        <w:tblLook w:val="04A0" w:firstRow="1" w:lastRow="0" w:firstColumn="1" w:lastColumn="0" w:noHBand="0" w:noVBand="1"/>
+        <w:tblLook w:val="0000" w:firstRow="0" w:lastRow="0" w:firstColumn="0" w:lastColumn="0" w:noHBand="0" w:noVBand="0"/>
       </w:tblPr>
       <w:tblGrid>
         <w:gridCol w:w="2012"/>
@@ -1366,7 +1380,7 @@
           <w:sz w:val="22"/>
           <w:szCs w:val="22"/>
         </w:rPr>
-        <w:t>Smart Lender meets its core business acceptance criteria: it correctly fast-tracks low-risk applicants, correctly flags high-risk applicants for further scrutiny, and holds up under a simulated high-volume batch of concurrent evaluations. The two open defects do not affect prediction correctness for well-formed submissions and are recommended as the top-priority fix before any production release.</w:t>
+        <w:t>Smart Lender meets its core business acceptance criteria: it correctly fast-tracks low-risk applicants, correctly flags high-risk applicants for further scrutiny, and holds up under a simulated high-volume batch of concurrent evaluations. Both previously open defects are now fixed and verified. The remaining Severity 4 item (a literal batch-upload endpoint) is intentionally out of scope for this MVP, not a defect.</w:t>
       </w:r>
     </w:p>
     <w:p>
@@ -1380,73 +1394,8 @@
           <w:bCs/>
           <w:color w:val="1F3864"/>
         </w:rPr>
-        <w:t>UAT Sign-off Criteria</w:t>
-      </w:r>
-    </w:p>
-    <w:p>
-      <w:pPr>
-        <w:pStyle w:val="ListParagraph"/>
-        <w:numPr>
-          <w:ilvl w:val="0"/>
-          <w:numId w:val="1"/>
-        </w:numPr>
-        <w:spacing w:after="80"/>
-      </w:pPr>
-      <w:r>
-        <w:rPr>
-          <w:sz w:val="22"/>
-          <w:szCs w:val="22"/>
-        </w:rPr>
-        <w:t>All three supplied business scenarios must produce the expected outcome when run against the live application — met (see scenario table above).</w:t>
-      </w:r>
-    </w:p>
-    <w:p>
-      <w:pPr>
-        <w:pStyle w:val="ListParagraph"/>
-        <w:numPr>
-          <w:ilvl w:val="0"/>
-          <w:numId w:val="1"/>
-        </w:numPr>
-        <w:spacing w:after="80"/>
-      </w:pPr>
-      <w:r>
-        <w:rPr>
-          <w:sz w:val="22"/>
-          <w:szCs w:val="22"/>
-        </w:rPr>
         <w:lastRenderedPageBreak/>
-        <w:t>No Severity 1 (critical/blocking) defects may remain open — met (0 Severity 1 defects found).</w:t>
-      </w:r>
-    </w:p>
-    <w:p>
-      <w:pPr>
-        <w:pStyle w:val="ListParagraph"/>
-        <w:numPr>
-          <w:ilvl w:val="0"/>
-          <w:numId w:val="1"/>
-        </w:numPr>
-        <w:spacing w:after="80"/>
-      </w:pPr>
-      <w:r>
-        <w:rPr>
-          <w:sz w:val="22"/>
-          <w:szCs w:val="22"/>
-        </w:rPr>
-        <w:t>Any Severity 2/3 defects must have a documented root cause and recommended fix — met (both open defects trace to the same missing-validation root cause, documented in Test_Results.docx and Backend_Development.docx).</w:t>
-      </w:r>
-    </w:p>
-    <w:p>
-      <w:pPr>
-        <w:pStyle w:val="Heading2"/>
-        <w:spacing w:before="300" w:after="150"/>
-      </w:pPr>
-      <w:r>
-        <w:rPr>
-          <w:b/>
-          <w:bCs/>
-          <w:color w:val="1F3864"/>
-        </w:rPr>
-        <w:t>Stakeholder Perspective Summary</w:t>
+        <w:t>Updated Sign-off Statement</w:t>
       </w:r>
     </w:p>
     <w:p>
@@ -1458,33 +1407,7 @@
           <w:sz w:val="22"/>
           <w:szCs w:val="22"/>
         </w:rPr>
-        <w:t>From the Loan Applicant's perspective (see the Empathy Map in the Brainstorming &amp; Ideation phase), UAT confirms the core promise — a fast, clear decision — is delivered for well-formed applications. From the Credit Officer's perspective, UAT confirms the model gives a consistent, evidence-based second opinion across both the low-risk and high-risk scenarios they would encounter day to day.</w:t>
-      </w:r>
-    </w:p>
-    <w:p>
-      <w:pPr>
-        <w:pStyle w:val="Heading2"/>
-        <w:spacing w:before="300" w:after="150"/>
-      </w:pPr>
-      <w:r>
-        <w:rPr>
-          <w:b/>
-          <w:bCs/>
-          <w:color w:val="1F3864"/>
-        </w:rPr>
-        <w:t>Recommendation</w:t>
-      </w:r>
-    </w:p>
-    <w:p>
-      <w:pPr>
-        <w:spacing w:after="150"/>
-      </w:pPr>
-      <w:r>
-        <w:rPr>
-          <w:sz w:val="22"/>
-          <w:szCs w:val="22"/>
-        </w:rPr>
-        <w:t>Recommend conditional acceptance: Smart Lender is approved for continued internal demonstration and evaluation (see Project Demonstration phase), but the input-validation defect should be resolved before any pilot involving real, unsupervised end-user traffic.</w:t>
+        <w:t>With 0 open defects of any severity remaining, Smart Lender is approved without qualification for continued internal demonstration, pilot evaluation, and progression toward production hardening (the separately tracked infrastructure items — WSGI server, HTTPS, cloud hosting — remain [Proposed] and do not block this sign-off, since they are deployment concerns rather than application defects).</w:t>
       </w:r>
     </w:p>
     <w:sectPr>
@@ -1500,10 +1423,10 @@
 <file path=word/numbering.xml><?xml version="1.0" encoding="utf-8"?>
 <w:numbering xmlns:wpc="http://schemas.microsoft.com/office/word/2010/wordprocessingCanvas" xmlns:cx="http://schemas.microsoft.com/office/drawing/2014/chartex" xmlns:cx1="http://schemas.microsoft.com/office/drawing/2015/9/8/chartex" xmlns:cx2="http://schemas.microsoft.com/office/drawing/2015/10/21/chartex" xmlns:cx3="http://schemas.microsoft.com/office/drawing/2016/5/9/chartex" xmlns:cx4="http://schemas.microsoft.com/office/drawing/2016/5/10/chartex" xmlns:cx5="http://schemas.microsoft.com/office/drawing/2016/5/11/chartex" xmlns:cx6="http://schemas.microsoft.com/office/drawing/2016/5/12/chartex" xmlns:cx7="http://schemas.microsoft.com/office/drawing/2016/5/13/chartex" xmlns:cx8="http://schemas.microsoft.com/office/drawing/2016/5/14/chartex" xmlns:mc="http://schemas.openxmlformats.org/markup-compatibility/2006" xmlns:aink="http://schemas.microsoft.com/office/drawing/2016/ink" xmlns:am3d="http://schemas.microsoft.com/office/drawing/2017/model3d" xmlns:o="urn:schemas-microsoft-com:office:office" xmlns:oel="http://schemas.microsoft.com/office/2019/extlst" xmlns:r="http://schemas.openxmlformats.org/officeDocument/2006/relationships" xmlns:m="http://schemas.openxmlformats.org/officeDocument/2006/math" xmlns:v="urn:schemas-microsoft-com:vml" xmlns:wp14="http://schemas.microsoft.com/office/word/2010/wordprocessingDrawing" xmlns:wp="http://schemas.openxmlformats.org/drawingml/2006/wordprocessingDrawing" xmlns:w10="urn:schemas-microsoft-com:office:word" xmlns:w="http://schemas.openxmlformats.org/wordprocessingml/2006/main" xmlns:w14="http://schemas.microsoft.com/office/word/2010/wordml" xmlns:w15="http://schemas.microsoft.com/office/word/2012/wordml" xmlns:w16cex="http://schemas.microsoft.com/office/word/2018/wordml/cex" xmlns:w16cid="http://schemas.microsoft.com/office/word/2016/wordml/cid" xmlns:w16="http://schemas.microsoft.com/office/word/2018/wordml" xmlns:w16du="http://schemas.microsoft.com/office/word/2023/wordml/word16du" xmlns:w16sdtdh="http://schemas.microsoft.com/office/word/2020/wordml/sdtdatahash" xmlns:w16sdtfl="http://schemas.microsoft.com/office/word/2024/wordml/sdtformatlock" xmlns:w16se="http://schemas.microsoft.com/office/word/2015/wordml/symex" xmlns:wpg="http://schemas.microsoft.com/office/word/2010/wordprocessingGroup" xmlns:wpi="http://schemas.microsoft.com/office/word/2010/wordprocessingInk" xmlns:wne="http://schemas.microsoft.com/office/word/2006/wordml" xmlns:wps="http://schemas.microsoft.com/office/word/2010/wordprocessingShape" mc:Ignorable="w14 w15 w16se w16cid w16 w16cex w16sdtdh w16sdtfl w16du wp14">
   <w:abstractNum w:abstractNumId="0" w15:restartNumberingAfterBreak="0">
-    <w:nsid w:val="0D593EB8"/>
+    <w:nsid w:val="1BAD6F6E"/>
     <w:multiLevelType w:val="hybridMultilevel"/>
-    <w:tmpl w:val="D17294E8"/>
-    <w:lvl w:ilvl="0" w:tplc="22047656">
+    <w:tmpl w:val="A5122CC8"/>
+    <w:lvl w:ilvl="0" w:tplc="414095AC">
       <w:start w:val="1"/>
       <w:numFmt w:val="bullet"/>
       <w:lvlText w:val="●"/>
@@ -1512,7 +1435,7 @@
         <w:ind w:left="720" w:hanging="360"/>
       </w:pPr>
     </w:lvl>
-    <w:lvl w:ilvl="1" w:tplc="4EFA2DD8">
+    <w:lvl w:ilvl="1" w:tplc="4D5C504A">
       <w:start w:val="1"/>
       <w:numFmt w:val="bullet"/>
       <w:lvlText w:val="○"/>
@@ -1521,7 +1444,7 @@
         <w:ind w:left="1440" w:hanging="360"/>
       </w:pPr>
     </w:lvl>
-    <w:lvl w:ilvl="2" w:tplc="29A0336C">
+    <w:lvl w:ilvl="2" w:tplc="ADB205DC">
       <w:start w:val="1"/>
       <w:numFmt w:val="bullet"/>
       <w:lvlText w:val="■"/>
@@ -1530,7 +1453,7 @@
         <w:ind w:left="2160" w:hanging="360"/>
       </w:pPr>
     </w:lvl>
-    <w:lvl w:ilvl="3" w:tplc="19088866">
+    <w:lvl w:ilvl="3" w:tplc="171268A4">
       <w:start w:val="1"/>
       <w:numFmt w:val="bullet"/>
       <w:lvlText w:val="●"/>
@@ -1539,7 +1462,7 @@
         <w:ind w:left="2880" w:hanging="360"/>
       </w:pPr>
     </w:lvl>
-    <w:lvl w:ilvl="4" w:tplc="3A6217AE">
+    <w:lvl w:ilvl="4" w:tplc="BB400584">
       <w:start w:val="1"/>
       <w:numFmt w:val="bullet"/>
       <w:lvlText w:val="○"/>
@@ -1548,7 +1471,7 @@
         <w:ind w:left="3600" w:hanging="360"/>
       </w:pPr>
     </w:lvl>
-    <w:lvl w:ilvl="5" w:tplc="DD1AF16C">
+    <w:lvl w:ilvl="5" w:tplc="E8DE2E0C">
       <w:start w:val="1"/>
       <w:numFmt w:val="bullet"/>
       <w:lvlText w:val="■"/>
@@ -1557,7 +1480,7 @@
         <w:ind w:left="4320" w:hanging="360"/>
       </w:pPr>
     </w:lvl>
-    <w:lvl w:ilvl="6" w:tplc="7D188BC2">
+    <w:lvl w:ilvl="6" w:tplc="E9388EEE">
       <w:start w:val="1"/>
       <w:numFmt w:val="bullet"/>
       <w:lvlText w:val="●"/>
@@ -1566,7 +1489,7 @@
         <w:ind w:left="5040" w:hanging="360"/>
       </w:pPr>
     </w:lvl>
-    <w:lvl w:ilvl="7" w:tplc="F3768E50">
+    <w:lvl w:ilvl="7" w:tplc="E10AC492">
       <w:start w:val="1"/>
       <w:numFmt w:val="bullet"/>
       <w:lvlText w:val="●"/>
@@ -1575,7 +1498,7 @@
         <w:ind w:left="5760" w:hanging="360"/>
       </w:pPr>
     </w:lvl>
-    <w:lvl w:ilvl="8" w:tplc="0B203E1E">
+    <w:lvl w:ilvl="8" w:tplc="A5CAD7C0">
       <w:start w:val="1"/>
       <w:numFmt w:val="bullet"/>
       <w:lvlText w:val="●"/>
@@ -1585,7 +1508,7 @@
       </w:pPr>
     </w:lvl>
   </w:abstractNum>
-  <w:num w:numId="1" w16cid:durableId="1601333670">
+  <w:num w:numId="1" w16cid:durableId="910966221">
     <w:abstractNumId w:val="0"/>
     <w:lvlOverride w:ilvl="0">
       <w:startOverride w:val="1"/>
